--- a/Travel English - Ko Yoonsun/09_Final_Travel_Role-Play.docx
+++ b/Travel English - Ko Yoonsun/09_Final_Travel_Role-Play.docx
@@ -284,7 +284,7 @@
           <w:color w:val="000000"/>
           <w:sz w:val="20"/>
         </w:rPr>
-        <w:t>Your suitcase did not arrive. Report it missing, describe it, and ask for delivery.</w:t>
+        <w:t>Your suitcase did not arrive. Report it missing, describe it, and ask for delivery to your hotel.</w:t>
       </w:r>
     </w:p>
     <w:p>
@@ -324,6 +324,31 @@
           <w:color w:val="000000"/>
           <w:sz w:val="20"/>
         </w:rPr>
+        <w:t xml:space="preserve">Then: </w:t>
+      </w:r>
+      <w:r>
+        <w:rPr>
+          <w:rFonts w:ascii="Times New Roman" w:hAnsi="Times New Roman" w:eastAsia="Malgun Gothic"/>
+          <w:b w:val="0"/>
+          <w:i w:val="0"/>
+          <w:color w:val="000000"/>
+          <w:sz w:val="20"/>
+        </w:rPr>
+        <w:t>At the station, ask a staff member how long the ride takes and whether the train is stroller-friendly.</w:t>
+      </w:r>
+    </w:p>
+    <w:p>
+      <w:pPr>
+        <w:spacing w:after="0"/>
+      </w:pPr>
+      <w:r>
+        <w:rPr>
+          <w:rFonts w:ascii="Times New Roman" w:hAnsi="Times New Roman" w:eastAsia="Malgun Gothic"/>
+          <w:b/>
+          <w:i w:val="0"/>
+          <w:color w:val="000000"/>
+          <w:sz w:val="20"/>
+        </w:rPr>
         <w:t xml:space="preserve">Final: </w:t>
       </w:r>
       <w:r>
@@ -334,12 +359,12 @@
           <w:color w:val="000000"/>
           <w:sz w:val="20"/>
         </w:rPr>
-        <w:t>Message your Airbnb host and ask how to enter the apartment.</w:t>
+        <w:t>Message your Airbnb host, say you have arrived, and ask how to enter the apartment.</w:t>
       </w:r>
     </w:p>
     <w:p>
       <w:pPr>
-        <w:spacing w:after="60"/>
+        <w:spacing w:after="80"/>
       </w:pPr>
     </w:p>
     <w:p>
@@ -873,6 +898,150 @@
           </w:p>
         </w:tc>
       </w:tr>
+      <w:tr>
+        <w:tc>
+          <w:tcPr>
+            <w:tcW w:type="dxa" w:w="3000"/>
+            <w:vAlign w:val="center"/>
+            <w:tcMar>
+              <w:top w:w="70" w:type="dxa"/>
+              <w:bottom w:w="70" w:type="dxa"/>
+              <w:start w:w="90" w:type="dxa"/>
+              <w:end w:w="90" w:type="dxa"/>
+            </w:tcMar>
+            <w:tcBorders>
+              <w:top w:val="single" w:sz="6" w:color="808080"/>
+              <w:left w:val="single" w:sz="6" w:color="808080"/>
+              <w:bottom w:val="single" w:sz="6" w:color="808080"/>
+              <w:right w:val="single" w:sz="6" w:color="808080"/>
+              <w:insideH w:val="single" w:sz="6" w:color="808080"/>
+              <w:insideV w:val="single" w:sz="6" w:color="808080"/>
+            </w:tcBorders>
+          </w:tcPr>
+          <w:p>
+            <w:pPr>
+              <w:spacing w:after="0"/>
+            </w:pPr>
+            <w:r>
+              <w:rPr>
+                <w:rFonts w:ascii="Times New Roman" w:hAnsi="Times New Roman" w:eastAsia="Malgun Gothic"/>
+                <w:b w:val="0"/>
+                <w:i w:val="0"/>
+                <w:color w:val="000000"/>
+                <w:sz w:val="18"/>
+              </w:rPr>
+              <w:t>luggage</w:t>
+            </w:r>
+          </w:p>
+        </w:tc>
+        <w:tc>
+          <w:tcPr>
+            <w:tcW w:type="dxa" w:w="6000"/>
+            <w:vAlign w:val="center"/>
+            <w:tcMar>
+              <w:top w:w="70" w:type="dxa"/>
+              <w:bottom w:w="70" w:type="dxa"/>
+              <w:start w:w="90" w:type="dxa"/>
+              <w:end w:w="90" w:type="dxa"/>
+            </w:tcMar>
+            <w:tcBorders>
+              <w:top w:val="single" w:sz="6" w:color="808080"/>
+              <w:left w:val="single" w:sz="6" w:color="808080"/>
+              <w:bottom w:val="single" w:sz="6" w:color="808080"/>
+              <w:right w:val="single" w:sz="6" w:color="808080"/>
+              <w:insideH w:val="single" w:sz="6" w:color="808080"/>
+              <w:insideV w:val="single" w:sz="6" w:color="808080"/>
+            </w:tcBorders>
+          </w:tcPr>
+          <w:p>
+            <w:pPr>
+              <w:spacing w:after="0"/>
+            </w:pPr>
+            <w:r>
+              <w:rPr>
+                <w:rFonts w:ascii="Times New Roman" w:hAnsi="Times New Roman" w:eastAsia="Malgun Gothic"/>
+                <w:b w:val="0"/>
+                <w:i w:val="0"/>
+                <w:color w:val="000000"/>
+                <w:sz w:val="18"/>
+              </w:rPr>
+              <w:t>짐, 수하물</w:t>
+            </w:r>
+          </w:p>
+        </w:tc>
+      </w:tr>
+      <w:tr>
+        <w:tc>
+          <w:tcPr>
+            <w:tcW w:type="dxa" w:w="3000"/>
+            <w:vAlign w:val="center"/>
+            <w:tcMar>
+              <w:top w:w="70" w:type="dxa"/>
+              <w:bottom w:w="70" w:type="dxa"/>
+              <w:start w:w="90" w:type="dxa"/>
+              <w:end w:w="90" w:type="dxa"/>
+            </w:tcMar>
+            <w:tcBorders>
+              <w:top w:val="single" w:sz="6" w:color="808080"/>
+              <w:left w:val="single" w:sz="6" w:color="808080"/>
+              <w:bottom w:val="single" w:sz="6" w:color="808080"/>
+              <w:right w:val="single" w:sz="6" w:color="808080"/>
+              <w:insideH w:val="single" w:sz="6" w:color="808080"/>
+              <w:insideV w:val="single" w:sz="6" w:color="808080"/>
+            </w:tcBorders>
+          </w:tcPr>
+          <w:p>
+            <w:pPr>
+              <w:spacing w:after="0"/>
+            </w:pPr>
+            <w:r>
+              <w:rPr>
+                <w:rFonts w:ascii="Times New Roman" w:hAnsi="Times New Roman" w:eastAsia="Malgun Gothic"/>
+                <w:b w:val="0"/>
+                <w:i w:val="0"/>
+                <w:color w:val="000000"/>
+                <w:sz w:val="18"/>
+              </w:rPr>
+              <w:t>stroller-friendly</w:t>
+            </w:r>
+          </w:p>
+        </w:tc>
+        <w:tc>
+          <w:tcPr>
+            <w:tcW w:type="dxa" w:w="6000"/>
+            <w:vAlign w:val="center"/>
+            <w:tcMar>
+              <w:top w:w="70" w:type="dxa"/>
+              <w:bottom w:w="70" w:type="dxa"/>
+              <w:start w:w="90" w:type="dxa"/>
+              <w:end w:w="90" w:type="dxa"/>
+            </w:tcMar>
+            <w:tcBorders>
+              <w:top w:val="single" w:sz="6" w:color="808080"/>
+              <w:left w:val="single" w:sz="6" w:color="808080"/>
+              <w:bottom w:val="single" w:sz="6" w:color="808080"/>
+              <w:right w:val="single" w:sz="6" w:color="808080"/>
+              <w:insideH w:val="single" w:sz="6" w:color="808080"/>
+              <w:insideV w:val="single" w:sz="6" w:color="808080"/>
+            </w:tcBorders>
+          </w:tcPr>
+          <w:p>
+            <w:pPr>
+              <w:spacing w:after="0"/>
+            </w:pPr>
+            <w:r>
+              <w:rPr>
+                <w:rFonts w:ascii="Times New Roman" w:hAnsi="Times New Roman" w:eastAsia="Malgun Gothic"/>
+                <w:b w:val="0"/>
+                <w:i w:val="0"/>
+                <w:color w:val="000000"/>
+                <w:sz w:val="18"/>
+              </w:rPr>
+              <w:t>유모차가 다니기 편한</w:t>
+            </w:r>
+          </w:p>
+        </w:tc>
+      </w:tr>
     </w:tbl>
     <w:p>
       <w:pPr>
@@ -1194,6 +1363,150 @@
           </w:p>
         </w:tc>
       </w:tr>
+      <w:tr>
+        <w:tc>
+          <w:tcPr>
+            <w:tcW w:type="dxa" w:w="4800"/>
+            <w:vAlign w:val="center"/>
+            <w:tcMar>
+              <w:top w:w="70" w:type="dxa"/>
+              <w:bottom w:w="70" w:type="dxa"/>
+              <w:start w:w="90" w:type="dxa"/>
+              <w:end w:w="90" w:type="dxa"/>
+            </w:tcMar>
+            <w:tcBorders>
+              <w:top w:val="single" w:sz="6" w:color="808080"/>
+              <w:left w:val="single" w:sz="6" w:color="808080"/>
+              <w:bottom w:val="single" w:sz="6" w:color="808080"/>
+              <w:right w:val="single" w:sz="6" w:color="808080"/>
+              <w:insideH w:val="single" w:sz="6" w:color="808080"/>
+              <w:insideV w:val="single" w:sz="6" w:color="808080"/>
+            </w:tcBorders>
+          </w:tcPr>
+          <w:p>
+            <w:pPr>
+              <w:spacing w:after="0"/>
+            </w:pPr>
+            <w:r>
+              <w:rPr>
+                <w:rFonts w:ascii="Times New Roman" w:hAnsi="Times New Roman" w:eastAsia="Malgun Gothic"/>
+                <w:b w:val="0"/>
+                <w:i w:val="0"/>
+                <w:color w:val="000000"/>
+                <w:sz w:val="18"/>
+              </w:rPr>
+              <w:t>How long does the ride take?</w:t>
+            </w:r>
+          </w:p>
+        </w:tc>
+        <w:tc>
+          <w:tcPr>
+            <w:tcW w:type="dxa" w:w="4200"/>
+            <w:vAlign w:val="center"/>
+            <w:tcMar>
+              <w:top w:w="70" w:type="dxa"/>
+              <w:bottom w:w="70" w:type="dxa"/>
+              <w:start w:w="90" w:type="dxa"/>
+              <w:end w:w="90" w:type="dxa"/>
+            </w:tcMar>
+            <w:tcBorders>
+              <w:top w:val="single" w:sz="6" w:color="808080"/>
+              <w:left w:val="single" w:sz="6" w:color="808080"/>
+              <w:bottom w:val="single" w:sz="6" w:color="808080"/>
+              <w:right w:val="single" w:sz="6" w:color="808080"/>
+              <w:insideH w:val="single" w:sz="6" w:color="808080"/>
+              <w:insideV w:val="single" w:sz="6" w:color="808080"/>
+            </w:tcBorders>
+          </w:tcPr>
+          <w:p>
+            <w:pPr>
+              <w:spacing w:after="0"/>
+            </w:pPr>
+            <w:r>
+              <w:rPr>
+                <w:rFonts w:ascii="Times New Roman" w:hAnsi="Times New Roman" w:eastAsia="Malgun Gothic"/>
+                <w:b w:val="0"/>
+                <w:i w:val="0"/>
+                <w:color w:val="000000"/>
+                <w:sz w:val="18"/>
+              </w:rPr>
+              <w:t>이동하는 데 얼마나 걸리나요?</w:t>
+            </w:r>
+          </w:p>
+        </w:tc>
+      </w:tr>
+      <w:tr>
+        <w:tc>
+          <w:tcPr>
+            <w:tcW w:type="dxa" w:w="4800"/>
+            <w:vAlign w:val="center"/>
+            <w:tcMar>
+              <w:top w:w="70" w:type="dxa"/>
+              <w:bottom w:w="70" w:type="dxa"/>
+              <w:start w:w="90" w:type="dxa"/>
+              <w:end w:w="90" w:type="dxa"/>
+            </w:tcMar>
+            <w:tcBorders>
+              <w:top w:val="single" w:sz="6" w:color="808080"/>
+              <w:left w:val="single" w:sz="6" w:color="808080"/>
+              <w:bottom w:val="single" w:sz="6" w:color="808080"/>
+              <w:right w:val="single" w:sz="6" w:color="808080"/>
+              <w:insideH w:val="single" w:sz="6" w:color="808080"/>
+              <w:insideV w:val="single" w:sz="6" w:color="808080"/>
+            </w:tcBorders>
+          </w:tcPr>
+          <w:p>
+            <w:pPr>
+              <w:spacing w:after="0"/>
+            </w:pPr>
+            <w:r>
+              <w:rPr>
+                <w:rFonts w:ascii="Times New Roman" w:hAnsi="Times New Roman" w:eastAsia="Malgun Gothic"/>
+                <w:b w:val="0"/>
+                <w:i w:val="0"/>
+                <w:color w:val="000000"/>
+                <w:sz w:val="18"/>
+              </w:rPr>
+              <w:t>Could you deliver it to my hotel?</w:t>
+            </w:r>
+          </w:p>
+        </w:tc>
+        <w:tc>
+          <w:tcPr>
+            <w:tcW w:type="dxa" w:w="4200"/>
+            <w:vAlign w:val="center"/>
+            <w:tcMar>
+              <w:top w:w="70" w:type="dxa"/>
+              <w:bottom w:w="70" w:type="dxa"/>
+              <w:start w:w="90" w:type="dxa"/>
+              <w:end w:w="90" w:type="dxa"/>
+            </w:tcMar>
+            <w:tcBorders>
+              <w:top w:val="single" w:sz="6" w:color="808080"/>
+              <w:left w:val="single" w:sz="6" w:color="808080"/>
+              <w:bottom w:val="single" w:sz="6" w:color="808080"/>
+              <w:right w:val="single" w:sz="6" w:color="808080"/>
+              <w:insideH w:val="single" w:sz="6" w:color="808080"/>
+              <w:insideV w:val="single" w:sz="6" w:color="808080"/>
+            </w:tcBorders>
+          </w:tcPr>
+          <w:p>
+            <w:pPr>
+              <w:spacing w:after="0"/>
+            </w:pPr>
+            <w:r>
+              <w:rPr>
+                <w:rFonts w:ascii="Times New Roman" w:hAnsi="Times New Roman" w:eastAsia="Malgun Gothic"/>
+                <w:b w:val="0"/>
+                <w:i w:val="0"/>
+                <w:color w:val="000000"/>
+                <w:sz w:val="18"/>
+              </w:rPr>
+              <w:t>제 호텔로 배달해 주시겠어요?</w:t>
+            </w:r>
+          </w:p>
+        </w:tc>
+      </w:tr>
     </w:tbl>
     <w:p>
       <w:pPr>
@@ -1237,7 +1550,7 @@
           <w:color w:val="000000"/>
           <w:sz w:val="20"/>
         </w:rPr>
-        <w:t>Ask for directions to a museum and check whether it is easy to get around.</w:t>
+        <w:t>Ask for directions to a museum and check whether it is easy to get around with a stroller.</w:t>
       </w:r>
     </w:p>
     <w:p>
@@ -1262,7 +1575,32 @@
           <w:color w:val="000000"/>
           <w:sz w:val="20"/>
         </w:rPr>
-        <w:t>Order lunch and ask for food without pepper to share with your daughter.</w:t>
+        <w:t>At the museum, buy a ticket and ask if there is a family workshop and a place to leave the stroller.</w:t>
+      </w:r>
+    </w:p>
+    <w:p>
+      <w:pPr>
+        <w:spacing w:after="0"/>
+      </w:pPr>
+      <w:r>
+        <w:rPr>
+          <w:rFonts w:ascii="Times New Roman" w:hAnsi="Times New Roman" w:eastAsia="Malgun Gothic"/>
+          <w:b/>
+          <w:i w:val="0"/>
+          <w:color w:val="000000"/>
+          <w:sz w:val="20"/>
+        </w:rPr>
+        <w:t xml:space="preserve">Then: </w:t>
+      </w:r>
+      <w:r>
+        <w:rPr>
+          <w:rFonts w:ascii="Times New Roman" w:hAnsi="Times New Roman" w:eastAsia="Malgun Gothic"/>
+          <w:b w:val="0"/>
+          <w:i w:val="0"/>
+          <w:color w:val="000000"/>
+          <w:sz w:val="20"/>
+        </w:rPr>
+        <w:t>Order lunch at a café and ask for food without pepper to share with your daughter.</w:t>
       </w:r>
     </w:p>
     <w:p>
@@ -1287,12 +1625,12 @@
           <w:color w:val="000000"/>
           <w:sz w:val="20"/>
         </w:rPr>
-        <w:t>Buy a few items and ask whether a product is suitable for young children.</w:t>
+        <w:t>Buy a few items at a shop and ask whether a product is suitable for young children.</w:t>
       </w:r>
     </w:p>
     <w:p>
       <w:pPr>
-        <w:spacing w:after="60"/>
+        <w:spacing w:after="80"/>
       </w:pPr>
     </w:p>
     <w:p>
@@ -1826,6 +2164,150 @@
           </w:p>
         </w:tc>
       </w:tr>
+      <w:tr>
+        <w:tc>
+          <w:tcPr>
+            <w:tcW w:type="dxa" w:w="3000"/>
+            <w:vAlign w:val="center"/>
+            <w:tcMar>
+              <w:top w:w="70" w:type="dxa"/>
+              <w:bottom w:w="70" w:type="dxa"/>
+              <w:start w:w="90" w:type="dxa"/>
+              <w:end w:w="90" w:type="dxa"/>
+            </w:tcMar>
+            <w:tcBorders>
+              <w:top w:val="single" w:sz="6" w:color="808080"/>
+              <w:left w:val="single" w:sz="6" w:color="808080"/>
+              <w:bottom w:val="single" w:sz="6" w:color="808080"/>
+              <w:right w:val="single" w:sz="6" w:color="808080"/>
+              <w:insideH w:val="single" w:sz="6" w:color="808080"/>
+              <w:insideV w:val="single" w:sz="6" w:color="808080"/>
+            </w:tcBorders>
+          </w:tcPr>
+          <w:p>
+            <w:pPr>
+              <w:spacing w:after="0"/>
+            </w:pPr>
+            <w:r>
+              <w:rPr>
+                <w:rFonts w:ascii="Times New Roman" w:hAnsi="Times New Roman" w:eastAsia="Malgun Gothic"/>
+                <w:b w:val="0"/>
+                <w:i w:val="0"/>
+                <w:color w:val="000000"/>
+                <w:sz w:val="18"/>
+              </w:rPr>
+              <w:t>workshop</w:t>
+            </w:r>
+          </w:p>
+        </w:tc>
+        <w:tc>
+          <w:tcPr>
+            <w:tcW w:type="dxa" w:w="6000"/>
+            <w:vAlign w:val="center"/>
+            <w:tcMar>
+              <w:top w:w="70" w:type="dxa"/>
+              <w:bottom w:w="70" w:type="dxa"/>
+              <w:start w:w="90" w:type="dxa"/>
+              <w:end w:w="90" w:type="dxa"/>
+            </w:tcMar>
+            <w:tcBorders>
+              <w:top w:val="single" w:sz="6" w:color="808080"/>
+              <w:left w:val="single" w:sz="6" w:color="808080"/>
+              <w:bottom w:val="single" w:sz="6" w:color="808080"/>
+              <w:right w:val="single" w:sz="6" w:color="808080"/>
+              <w:insideH w:val="single" w:sz="6" w:color="808080"/>
+              <w:insideV w:val="single" w:sz="6" w:color="808080"/>
+            </w:tcBorders>
+          </w:tcPr>
+          <w:p>
+            <w:pPr>
+              <w:spacing w:after="0"/>
+            </w:pPr>
+            <w:r>
+              <w:rPr>
+                <w:rFonts w:ascii="Times New Roman" w:hAnsi="Times New Roman" w:eastAsia="Malgun Gothic"/>
+                <w:b w:val="0"/>
+                <w:i w:val="0"/>
+                <w:color w:val="000000"/>
+                <w:sz w:val="18"/>
+              </w:rPr>
+              <w:t>체험 수업</w:t>
+            </w:r>
+          </w:p>
+        </w:tc>
+      </w:tr>
+      <w:tr>
+        <w:tc>
+          <w:tcPr>
+            <w:tcW w:type="dxa" w:w="3000"/>
+            <w:vAlign w:val="center"/>
+            <w:tcMar>
+              <w:top w:w="70" w:type="dxa"/>
+              <w:bottom w:w="70" w:type="dxa"/>
+              <w:start w:w="90" w:type="dxa"/>
+              <w:end w:w="90" w:type="dxa"/>
+            </w:tcMar>
+            <w:tcBorders>
+              <w:top w:val="single" w:sz="6" w:color="808080"/>
+              <w:left w:val="single" w:sz="6" w:color="808080"/>
+              <w:bottom w:val="single" w:sz="6" w:color="808080"/>
+              <w:right w:val="single" w:sz="6" w:color="808080"/>
+              <w:insideH w:val="single" w:sz="6" w:color="808080"/>
+              <w:insideV w:val="single" w:sz="6" w:color="808080"/>
+            </w:tcBorders>
+          </w:tcPr>
+          <w:p>
+            <w:pPr>
+              <w:spacing w:after="0"/>
+            </w:pPr>
+            <w:r>
+              <w:rPr>
+                <w:rFonts w:ascii="Times New Roman" w:hAnsi="Times New Roman" w:eastAsia="Malgun Gothic"/>
+                <w:b w:val="0"/>
+                <w:i w:val="0"/>
+                <w:color w:val="000000"/>
+                <w:sz w:val="18"/>
+              </w:rPr>
+              <w:t>extra plate</w:t>
+            </w:r>
+          </w:p>
+        </w:tc>
+        <w:tc>
+          <w:tcPr>
+            <w:tcW w:type="dxa" w:w="6000"/>
+            <w:vAlign w:val="center"/>
+            <w:tcMar>
+              <w:top w:w="70" w:type="dxa"/>
+              <w:bottom w:w="70" w:type="dxa"/>
+              <w:start w:w="90" w:type="dxa"/>
+              <w:end w:w="90" w:type="dxa"/>
+            </w:tcMar>
+            <w:tcBorders>
+              <w:top w:val="single" w:sz="6" w:color="808080"/>
+              <w:left w:val="single" w:sz="6" w:color="808080"/>
+              <w:bottom w:val="single" w:sz="6" w:color="808080"/>
+              <w:right w:val="single" w:sz="6" w:color="808080"/>
+              <w:insideH w:val="single" w:sz="6" w:color="808080"/>
+              <w:insideV w:val="single" w:sz="6" w:color="808080"/>
+            </w:tcBorders>
+          </w:tcPr>
+          <w:p>
+            <w:pPr>
+              <w:spacing w:after="0"/>
+            </w:pPr>
+            <w:r>
+              <w:rPr>
+                <w:rFonts w:ascii="Times New Roman" w:hAnsi="Times New Roman" w:eastAsia="Malgun Gothic"/>
+                <w:b w:val="0"/>
+                <w:i w:val="0"/>
+                <w:color w:val="000000"/>
+                <w:sz w:val="18"/>
+              </w:rPr>
+              <w:t>여분의 접시</w:t>
+            </w:r>
+          </w:p>
+        </w:tc>
+      </w:tr>
     </w:tbl>
     <w:p>
       <w:pPr>
@@ -2147,6 +2629,150 @@
           </w:p>
         </w:tc>
       </w:tr>
+      <w:tr>
+        <w:tc>
+          <w:tcPr>
+            <w:tcW w:type="dxa" w:w="4800"/>
+            <w:vAlign w:val="center"/>
+            <w:tcMar>
+              <w:top w:w="70" w:type="dxa"/>
+              <w:bottom w:w="70" w:type="dxa"/>
+              <w:start w:w="90" w:type="dxa"/>
+              <w:end w:w="90" w:type="dxa"/>
+            </w:tcMar>
+            <w:tcBorders>
+              <w:top w:val="single" w:sz="6" w:color="808080"/>
+              <w:left w:val="single" w:sz="6" w:color="808080"/>
+              <w:bottom w:val="single" w:sz="6" w:color="808080"/>
+              <w:right w:val="single" w:sz="6" w:color="808080"/>
+              <w:insideH w:val="single" w:sz="6" w:color="808080"/>
+              <w:insideV w:val="single" w:sz="6" w:color="808080"/>
+            </w:tcBorders>
+          </w:tcPr>
+          <w:p>
+            <w:pPr>
+              <w:spacing w:after="0"/>
+            </w:pPr>
+            <w:r>
+              <w:rPr>
+                <w:rFonts w:ascii="Times New Roman" w:hAnsi="Times New Roman" w:eastAsia="Malgun Gothic"/>
+                <w:b w:val="0"/>
+                <w:i w:val="0"/>
+                <w:color w:val="000000"/>
+                <w:sz w:val="18"/>
+              </w:rPr>
+              <w:t>Is there a place to leave the stroller?</w:t>
+            </w:r>
+          </w:p>
+        </w:tc>
+        <w:tc>
+          <w:tcPr>
+            <w:tcW w:type="dxa" w:w="4200"/>
+            <w:vAlign w:val="center"/>
+            <w:tcMar>
+              <w:top w:w="70" w:type="dxa"/>
+              <w:bottom w:w="70" w:type="dxa"/>
+              <w:start w:w="90" w:type="dxa"/>
+              <w:end w:w="90" w:type="dxa"/>
+            </w:tcMar>
+            <w:tcBorders>
+              <w:top w:val="single" w:sz="6" w:color="808080"/>
+              <w:left w:val="single" w:sz="6" w:color="808080"/>
+              <w:bottom w:val="single" w:sz="6" w:color="808080"/>
+              <w:right w:val="single" w:sz="6" w:color="808080"/>
+              <w:insideH w:val="single" w:sz="6" w:color="808080"/>
+              <w:insideV w:val="single" w:sz="6" w:color="808080"/>
+            </w:tcBorders>
+          </w:tcPr>
+          <w:p>
+            <w:pPr>
+              <w:spacing w:after="0"/>
+            </w:pPr>
+            <w:r>
+              <w:rPr>
+                <w:rFonts w:ascii="Times New Roman" w:hAnsi="Times New Roman" w:eastAsia="Malgun Gothic"/>
+                <w:b w:val="0"/>
+                <w:i w:val="0"/>
+                <w:color w:val="000000"/>
+                <w:sz w:val="18"/>
+              </w:rPr>
+              <w:t>유모차를 둘 곳이 있나요?</w:t>
+            </w:r>
+          </w:p>
+        </w:tc>
+      </w:tr>
+      <w:tr>
+        <w:tc>
+          <w:tcPr>
+            <w:tcW w:type="dxa" w:w="4800"/>
+            <w:vAlign w:val="center"/>
+            <w:tcMar>
+              <w:top w:w="70" w:type="dxa"/>
+              <w:bottom w:w="70" w:type="dxa"/>
+              <w:start w:w="90" w:type="dxa"/>
+              <w:end w:w="90" w:type="dxa"/>
+            </w:tcMar>
+            <w:tcBorders>
+              <w:top w:val="single" w:sz="6" w:color="808080"/>
+              <w:left w:val="single" w:sz="6" w:color="808080"/>
+              <w:bottom w:val="single" w:sz="6" w:color="808080"/>
+              <w:right w:val="single" w:sz="6" w:color="808080"/>
+              <w:insideH w:val="single" w:sz="6" w:color="808080"/>
+              <w:insideV w:val="single" w:sz="6" w:color="808080"/>
+            </w:tcBorders>
+          </w:tcPr>
+          <w:p>
+            <w:pPr>
+              <w:spacing w:after="0"/>
+            </w:pPr>
+            <w:r>
+              <w:rPr>
+                <w:rFonts w:ascii="Times New Roman" w:hAnsi="Times New Roman" w:eastAsia="Malgun Gothic"/>
+                <w:b w:val="0"/>
+                <w:i w:val="0"/>
+                <w:color w:val="000000"/>
+                <w:sz w:val="18"/>
+              </w:rPr>
+              <w:t>Could we get an extra plate?</w:t>
+            </w:r>
+          </w:p>
+        </w:tc>
+        <w:tc>
+          <w:tcPr>
+            <w:tcW w:type="dxa" w:w="4200"/>
+            <w:vAlign w:val="center"/>
+            <w:tcMar>
+              <w:top w:w="70" w:type="dxa"/>
+              <w:bottom w:w="70" w:type="dxa"/>
+              <w:start w:w="90" w:type="dxa"/>
+              <w:end w:w="90" w:type="dxa"/>
+            </w:tcMar>
+            <w:tcBorders>
+              <w:top w:val="single" w:sz="6" w:color="808080"/>
+              <w:left w:val="single" w:sz="6" w:color="808080"/>
+              <w:bottom w:val="single" w:sz="6" w:color="808080"/>
+              <w:right w:val="single" w:sz="6" w:color="808080"/>
+              <w:insideH w:val="single" w:sz="6" w:color="808080"/>
+              <w:insideV w:val="single" w:sz="6" w:color="808080"/>
+            </w:tcBorders>
+          </w:tcPr>
+          <w:p>
+            <w:pPr>
+              <w:spacing w:after="0"/>
+            </w:pPr>
+            <w:r>
+              <w:rPr>
+                <w:rFonts w:ascii="Times New Roman" w:hAnsi="Times New Roman" w:eastAsia="Malgun Gothic"/>
+                <w:b w:val="0"/>
+                <w:i w:val="0"/>
+                <w:color w:val="000000"/>
+                <w:sz w:val="18"/>
+              </w:rPr>
+              <w:t>여분의 접시를 받을 수 있을까요?</w:t>
+            </w:r>
+          </w:p>
+        </w:tc>
+      </w:tr>
     </w:tbl>
     <w:p>
       <w:pPr>
@@ -2190,7 +2816,7 @@
           <w:color w:val="000000"/>
           <w:sz w:val="20"/>
         </w:rPr>
-        <w:t>Your card does not work at a pharmacy. Explain the problem and use another card.</w:t>
+        <w:t>Your card does not work at a pharmacy. Explain the problem and offer to use another card.</w:t>
       </w:r>
     </w:p>
     <w:p>
@@ -2215,7 +2841,32 @@
           <w:color w:val="000000"/>
           <w:sz w:val="20"/>
         </w:rPr>
-        <w:t>Ask for help because your daughter has a fever and a runny nose.</w:t>
+        <w:t>Ask for help because your daughter has a fever and a runny nose, and ask for a nearby clinic.</w:t>
+      </w:r>
+    </w:p>
+    <w:p>
+      <w:pPr>
+        <w:spacing w:after="0"/>
+      </w:pPr>
+      <w:r>
+        <w:rPr>
+          <w:rFonts w:ascii="Times New Roman" w:hAnsi="Times New Roman" w:eastAsia="Malgun Gothic"/>
+          <w:b/>
+          <w:i w:val="0"/>
+          <w:color w:val="000000"/>
+          <w:sz w:val="20"/>
+        </w:rPr>
+        <w:t xml:space="preserve">Then: </w:t>
+      </w:r>
+      <w:r>
+        <w:rPr>
+          <w:rFonts w:ascii="Times New Roman" w:hAnsi="Times New Roman" w:eastAsia="Malgun Gothic"/>
+          <w:b w:val="0"/>
+          <w:i w:val="0"/>
+          <w:color w:val="000000"/>
+          <w:sz w:val="20"/>
+        </w:rPr>
+        <w:t>On the way, ask a local for directions and check how far the clinic is.</w:t>
       </w:r>
     </w:p>
     <w:p>
@@ -2240,12 +2891,12 @@
           <w:color w:val="000000"/>
           <w:sz w:val="20"/>
         </w:rPr>
-        <w:t>Talk with another parent and explain how long you are staying in Vienna.</w:t>
+        <w:t>Talk with another parent at the clinic and explain how long you are staying in Vienna.</w:t>
       </w:r>
     </w:p>
     <w:p>
       <w:pPr>
-        <w:spacing w:after="60"/>
+        <w:spacing w:after="80"/>
       </w:pPr>
     </w:p>
     <w:p>
@@ -2779,6 +3430,150 @@
           </w:p>
         </w:tc>
       </w:tr>
+      <w:tr>
+        <w:tc>
+          <w:tcPr>
+            <w:tcW w:type="dxa" w:w="3000"/>
+            <w:vAlign w:val="center"/>
+            <w:tcMar>
+              <w:top w:w="70" w:type="dxa"/>
+              <w:bottom w:w="70" w:type="dxa"/>
+              <w:start w:w="90" w:type="dxa"/>
+              <w:end w:w="90" w:type="dxa"/>
+            </w:tcMar>
+            <w:tcBorders>
+              <w:top w:val="single" w:sz="6" w:color="808080"/>
+              <w:left w:val="single" w:sz="6" w:color="808080"/>
+              <w:bottom w:val="single" w:sz="6" w:color="808080"/>
+              <w:right w:val="single" w:sz="6" w:color="808080"/>
+              <w:insideH w:val="single" w:sz="6" w:color="808080"/>
+              <w:insideV w:val="single" w:sz="6" w:color="808080"/>
+            </w:tcBorders>
+          </w:tcPr>
+          <w:p>
+            <w:pPr>
+              <w:spacing w:after="0"/>
+            </w:pPr>
+            <w:r>
+              <w:rPr>
+                <w:rFonts w:ascii="Times New Roman" w:hAnsi="Times New Roman" w:eastAsia="Malgun Gothic"/>
+                <w:b w:val="0"/>
+                <w:i w:val="0"/>
+                <w:color w:val="000000"/>
+                <w:sz w:val="18"/>
+              </w:rPr>
+              <w:t>clinic</w:t>
+            </w:r>
+          </w:p>
+        </w:tc>
+        <w:tc>
+          <w:tcPr>
+            <w:tcW w:type="dxa" w:w="6000"/>
+            <w:vAlign w:val="center"/>
+            <w:tcMar>
+              <w:top w:w="70" w:type="dxa"/>
+              <w:bottom w:w="70" w:type="dxa"/>
+              <w:start w:w="90" w:type="dxa"/>
+              <w:end w:w="90" w:type="dxa"/>
+            </w:tcMar>
+            <w:tcBorders>
+              <w:top w:val="single" w:sz="6" w:color="808080"/>
+              <w:left w:val="single" w:sz="6" w:color="808080"/>
+              <w:bottom w:val="single" w:sz="6" w:color="808080"/>
+              <w:right w:val="single" w:sz="6" w:color="808080"/>
+              <w:insideH w:val="single" w:sz="6" w:color="808080"/>
+              <w:insideV w:val="single" w:sz="6" w:color="808080"/>
+            </w:tcBorders>
+          </w:tcPr>
+          <w:p>
+            <w:pPr>
+              <w:spacing w:after="0"/>
+            </w:pPr>
+            <w:r>
+              <w:rPr>
+                <w:rFonts w:ascii="Times New Roman" w:hAnsi="Times New Roman" w:eastAsia="Malgun Gothic"/>
+                <w:b w:val="0"/>
+                <w:i w:val="0"/>
+                <w:color w:val="000000"/>
+                <w:sz w:val="18"/>
+              </w:rPr>
+              <w:t>진료소</w:t>
+            </w:r>
+          </w:p>
+        </w:tc>
+      </w:tr>
+      <w:tr>
+        <w:tc>
+          <w:tcPr>
+            <w:tcW w:type="dxa" w:w="3000"/>
+            <w:vAlign w:val="center"/>
+            <w:tcMar>
+              <w:top w:w="70" w:type="dxa"/>
+              <w:bottom w:w="70" w:type="dxa"/>
+              <w:start w:w="90" w:type="dxa"/>
+              <w:end w:w="90" w:type="dxa"/>
+            </w:tcMar>
+            <w:tcBorders>
+              <w:top w:val="single" w:sz="6" w:color="808080"/>
+              <w:left w:val="single" w:sz="6" w:color="808080"/>
+              <w:bottom w:val="single" w:sz="6" w:color="808080"/>
+              <w:right w:val="single" w:sz="6" w:color="808080"/>
+              <w:insideH w:val="single" w:sz="6" w:color="808080"/>
+              <w:insideV w:val="single" w:sz="6" w:color="808080"/>
+            </w:tcBorders>
+          </w:tcPr>
+          <w:p>
+            <w:pPr>
+              <w:spacing w:after="0"/>
+            </w:pPr>
+            <w:r>
+              <w:rPr>
+                <w:rFonts w:ascii="Times New Roman" w:hAnsi="Times New Roman" w:eastAsia="Malgun Gothic"/>
+                <w:b w:val="0"/>
+                <w:i w:val="0"/>
+                <w:color w:val="000000"/>
+                <w:sz w:val="18"/>
+              </w:rPr>
+              <w:t>how far</w:t>
+            </w:r>
+          </w:p>
+        </w:tc>
+        <w:tc>
+          <w:tcPr>
+            <w:tcW w:type="dxa" w:w="6000"/>
+            <w:vAlign w:val="center"/>
+            <w:tcMar>
+              <w:top w:w="70" w:type="dxa"/>
+              <w:bottom w:w="70" w:type="dxa"/>
+              <w:start w:w="90" w:type="dxa"/>
+              <w:end w:w="90" w:type="dxa"/>
+            </w:tcMar>
+            <w:tcBorders>
+              <w:top w:val="single" w:sz="6" w:color="808080"/>
+              <w:left w:val="single" w:sz="6" w:color="808080"/>
+              <w:bottom w:val="single" w:sz="6" w:color="808080"/>
+              <w:right w:val="single" w:sz="6" w:color="808080"/>
+              <w:insideH w:val="single" w:sz="6" w:color="808080"/>
+              <w:insideV w:val="single" w:sz="6" w:color="808080"/>
+            </w:tcBorders>
+          </w:tcPr>
+          <w:p>
+            <w:pPr>
+              <w:spacing w:after="0"/>
+            </w:pPr>
+            <w:r>
+              <w:rPr>
+                <w:rFonts w:ascii="Times New Roman" w:hAnsi="Times New Roman" w:eastAsia="Malgun Gothic"/>
+                <w:b w:val="0"/>
+                <w:i w:val="0"/>
+                <w:color w:val="000000"/>
+                <w:sz w:val="18"/>
+              </w:rPr>
+              <w:t>얼마나 먼지</w:t>
+            </w:r>
+          </w:p>
+        </w:tc>
+      </w:tr>
     </w:tbl>
     <w:p>
       <w:pPr>
@@ -3100,10 +3895,1276 @@
           </w:p>
         </w:tc>
       </w:tr>
+      <w:tr>
+        <w:tc>
+          <w:tcPr>
+            <w:tcW w:type="dxa" w:w="4800"/>
+            <w:vAlign w:val="center"/>
+            <w:tcMar>
+              <w:top w:w="70" w:type="dxa"/>
+              <w:bottom w:w="70" w:type="dxa"/>
+              <w:start w:w="90" w:type="dxa"/>
+              <w:end w:w="90" w:type="dxa"/>
+            </w:tcMar>
+            <w:tcBorders>
+              <w:top w:val="single" w:sz="6" w:color="808080"/>
+              <w:left w:val="single" w:sz="6" w:color="808080"/>
+              <w:bottom w:val="single" w:sz="6" w:color="808080"/>
+              <w:right w:val="single" w:sz="6" w:color="808080"/>
+              <w:insideH w:val="single" w:sz="6" w:color="808080"/>
+              <w:insideV w:val="single" w:sz="6" w:color="808080"/>
+            </w:tcBorders>
+          </w:tcPr>
+          <w:p>
+            <w:pPr>
+              <w:spacing w:after="0"/>
+            </w:pPr>
+            <w:r>
+              <w:rPr>
+                <w:rFonts w:ascii="Times New Roman" w:hAnsi="Times New Roman" w:eastAsia="Malgun Gothic"/>
+                <w:b w:val="0"/>
+                <w:i w:val="0"/>
+                <w:color w:val="000000"/>
+                <w:sz w:val="18"/>
+              </w:rPr>
+              <w:t>Could you help me find a nearby clinic?</w:t>
+            </w:r>
+          </w:p>
+        </w:tc>
+        <w:tc>
+          <w:tcPr>
+            <w:tcW w:type="dxa" w:w="4200"/>
+            <w:vAlign w:val="center"/>
+            <w:tcMar>
+              <w:top w:w="70" w:type="dxa"/>
+              <w:bottom w:w="70" w:type="dxa"/>
+              <w:start w:w="90" w:type="dxa"/>
+              <w:end w:w="90" w:type="dxa"/>
+            </w:tcMar>
+            <w:tcBorders>
+              <w:top w:val="single" w:sz="6" w:color="808080"/>
+              <w:left w:val="single" w:sz="6" w:color="808080"/>
+              <w:bottom w:val="single" w:sz="6" w:color="808080"/>
+              <w:right w:val="single" w:sz="6" w:color="808080"/>
+              <w:insideH w:val="single" w:sz="6" w:color="808080"/>
+              <w:insideV w:val="single" w:sz="6" w:color="808080"/>
+            </w:tcBorders>
+          </w:tcPr>
+          <w:p>
+            <w:pPr>
+              <w:spacing w:after="0"/>
+            </w:pPr>
+            <w:r>
+              <w:rPr>
+                <w:rFonts w:ascii="Times New Roman" w:hAnsi="Times New Roman" w:eastAsia="Malgun Gothic"/>
+                <w:b w:val="0"/>
+                <w:i w:val="0"/>
+                <w:color w:val="000000"/>
+                <w:sz w:val="18"/>
+              </w:rPr>
+              <w:t>근처 병원을 찾는 것을 도와주시겠어요?</w:t>
+            </w:r>
+          </w:p>
+        </w:tc>
+      </w:tr>
+      <w:tr>
+        <w:tc>
+          <w:tcPr>
+            <w:tcW w:type="dxa" w:w="4800"/>
+            <w:vAlign w:val="center"/>
+            <w:tcMar>
+              <w:top w:w="70" w:type="dxa"/>
+              <w:bottom w:w="70" w:type="dxa"/>
+              <w:start w:w="90" w:type="dxa"/>
+              <w:end w:w="90" w:type="dxa"/>
+            </w:tcMar>
+            <w:tcBorders>
+              <w:top w:val="single" w:sz="6" w:color="808080"/>
+              <w:left w:val="single" w:sz="6" w:color="808080"/>
+              <w:bottom w:val="single" w:sz="6" w:color="808080"/>
+              <w:right w:val="single" w:sz="6" w:color="808080"/>
+              <w:insideH w:val="single" w:sz="6" w:color="808080"/>
+              <w:insideV w:val="single" w:sz="6" w:color="808080"/>
+            </w:tcBorders>
+          </w:tcPr>
+          <w:p>
+            <w:pPr>
+              <w:spacing w:after="0"/>
+            </w:pPr>
+            <w:r>
+              <w:rPr>
+                <w:rFonts w:ascii="Times New Roman" w:hAnsi="Times New Roman" w:eastAsia="Malgun Gothic"/>
+                <w:b w:val="0"/>
+                <w:i w:val="0"/>
+                <w:color w:val="000000"/>
+                <w:sz w:val="18"/>
+              </w:rPr>
+              <w:t>How far is it from here?</w:t>
+            </w:r>
+          </w:p>
+        </w:tc>
+        <w:tc>
+          <w:tcPr>
+            <w:tcW w:type="dxa" w:w="4200"/>
+            <w:vAlign w:val="center"/>
+            <w:tcMar>
+              <w:top w:w="70" w:type="dxa"/>
+              <w:bottom w:w="70" w:type="dxa"/>
+              <w:start w:w="90" w:type="dxa"/>
+              <w:end w:w="90" w:type="dxa"/>
+            </w:tcMar>
+            <w:tcBorders>
+              <w:top w:val="single" w:sz="6" w:color="808080"/>
+              <w:left w:val="single" w:sz="6" w:color="808080"/>
+              <w:bottom w:val="single" w:sz="6" w:color="808080"/>
+              <w:right w:val="single" w:sz="6" w:color="808080"/>
+              <w:insideH w:val="single" w:sz="6" w:color="808080"/>
+              <w:insideV w:val="single" w:sz="6" w:color="808080"/>
+            </w:tcBorders>
+          </w:tcPr>
+          <w:p>
+            <w:pPr>
+              <w:spacing w:after="0"/>
+            </w:pPr>
+            <w:r>
+              <w:rPr>
+                <w:rFonts w:ascii="Times New Roman" w:hAnsi="Times New Roman" w:eastAsia="Malgun Gothic"/>
+                <w:b w:val="0"/>
+                <w:i w:val="0"/>
+                <w:color w:val="000000"/>
+                <w:sz w:val="18"/>
+              </w:rPr>
+              <w:t>여기서 얼마나 먼가요?</w:t>
+            </w:r>
+          </w:p>
+        </w:tc>
+      </w:tr>
     </w:tbl>
     <w:p>
       <w:pPr>
         <w:spacing w:after="100"/>
+      </w:pPr>
+    </w:p>
+    <w:p>
+      <w:pPr>
+        <w:spacing w:before="120" w:after="40"/>
+      </w:pPr>
+      <w:r>
+        <w:rPr>
+          <w:rFonts w:ascii="Times New Roman" w:hAnsi="Times New Roman" w:eastAsia="Malgun Gothic"/>
+          <w:b/>
+          <w:i/>
+          <w:color w:val="000000"/>
+          <w:sz w:val="22"/>
+        </w:rPr>
+        <w:t>Role-Play 4: An Evening Out</w:t>
+      </w:r>
+    </w:p>
+    <w:p>
+      <w:pPr>
+        <w:spacing w:after="0"/>
+      </w:pPr>
+      <w:r>
+        <w:rPr>
+          <w:rFonts w:ascii="Times New Roman" w:hAnsi="Times New Roman" w:eastAsia="Malgun Gothic"/>
+          <w:b/>
+          <w:i w:val="0"/>
+          <w:color w:val="000000"/>
+          <w:sz w:val="20"/>
+        </w:rPr>
+        <w:t xml:space="preserve">Situation: </w:t>
+      </w:r>
+      <w:r>
+        <w:rPr>
+          <w:rFonts w:ascii="Times New Roman" w:hAnsi="Times New Roman" w:eastAsia="Malgun Gothic"/>
+          <w:b w:val="0"/>
+          <w:i w:val="0"/>
+          <w:color w:val="000000"/>
+          <w:sz w:val="20"/>
+        </w:rPr>
+        <w:t>Call a restaurant, ask for a table for two, and ask if they have a high chair for your daughter.</w:t>
+      </w:r>
+    </w:p>
+    <w:p>
+      <w:pPr>
+        <w:spacing w:after="0"/>
+      </w:pPr>
+      <w:r>
+        <w:rPr>
+          <w:rFonts w:ascii="Times New Roman" w:hAnsi="Times New Roman" w:eastAsia="Malgun Gothic"/>
+          <w:b/>
+          <w:i w:val="0"/>
+          <w:color w:val="000000"/>
+          <w:sz w:val="20"/>
+        </w:rPr>
+        <w:t xml:space="preserve">Next: </w:t>
+      </w:r>
+      <w:r>
+        <w:rPr>
+          <w:rFonts w:ascii="Times New Roman" w:hAnsi="Times New Roman" w:eastAsia="Malgun Gothic"/>
+          <w:b w:val="0"/>
+          <w:i w:val="0"/>
+          <w:color w:val="000000"/>
+          <w:sz w:val="20"/>
+        </w:rPr>
+        <w:t>At the restaurant, order a meal to share, ask for an extra plate, and ask about the bill.</w:t>
+      </w:r>
+    </w:p>
+    <w:p>
+      <w:pPr>
+        <w:spacing w:after="0"/>
+      </w:pPr>
+      <w:r>
+        <w:rPr>
+          <w:rFonts w:ascii="Times New Roman" w:hAnsi="Times New Roman" w:eastAsia="Malgun Gothic"/>
+          <w:b/>
+          <w:i w:val="0"/>
+          <w:color w:val="000000"/>
+          <w:sz w:val="20"/>
+        </w:rPr>
+        <w:t xml:space="preserve">Then: </w:t>
+      </w:r>
+      <w:r>
+        <w:rPr>
+          <w:rFonts w:ascii="Times New Roman" w:hAnsi="Times New Roman" w:eastAsia="Malgun Gothic"/>
+          <w:b w:val="0"/>
+          <w:i w:val="0"/>
+          <w:color w:val="000000"/>
+          <w:sz w:val="20"/>
+        </w:rPr>
+        <w:t>Pay the bill, ask if you can pay by card, and ask for a receipt.</w:t>
+      </w:r>
+    </w:p>
+    <w:p>
+      <w:pPr>
+        <w:spacing w:after="0"/>
+      </w:pPr>
+      <w:r>
+        <w:rPr>
+          <w:rFonts w:ascii="Times New Roman" w:hAnsi="Times New Roman" w:eastAsia="Malgun Gothic"/>
+          <w:b/>
+          <w:i w:val="0"/>
+          <w:color w:val="000000"/>
+          <w:sz w:val="20"/>
+        </w:rPr>
+        <w:t xml:space="preserve">Final: </w:t>
+      </w:r>
+      <w:r>
+        <w:rPr>
+          <w:rFonts w:ascii="Times New Roman" w:hAnsi="Times New Roman" w:eastAsia="Malgun Gothic"/>
+          <w:b w:val="0"/>
+          <w:i w:val="0"/>
+          <w:color w:val="000000"/>
+          <w:sz w:val="20"/>
+        </w:rPr>
+        <w:t>On the way back, take a taxi, ask the driver to use a child seat, and tell him your address.</w:t>
+      </w:r>
+    </w:p>
+    <w:p>
+      <w:pPr>
+        <w:spacing w:after="80"/>
+      </w:pPr>
+    </w:p>
+    <w:p>
+      <w:pPr>
+        <w:spacing w:after="0"/>
+      </w:pPr>
+      <w:r>
+        <w:rPr>
+          <w:rFonts w:ascii="Times New Roman" w:hAnsi="Times New Roman" w:eastAsia="Malgun Gothic"/>
+          <w:b/>
+          <w:i w:val="0"/>
+          <w:color w:val="000000"/>
+          <w:sz w:val="20"/>
+        </w:rPr>
+        <w:t>Vocabulary</w:t>
+      </w:r>
+    </w:p>
+    <w:tbl>
+      <w:tblPr>
+        <w:tblW w:type="dxa" w:w="9000"/>
+        <w:tblLayout w:type="fixed"/>
+        <w:tblLook w:firstColumn="1" w:firstRow="1" w:lastColumn="0" w:lastRow="0" w:noHBand="0" w:noVBand="1" w:val="04A0"/>
+      </w:tblPr>
+      <w:tblGrid>
+        <w:gridCol w:w="3000"/>
+        <w:gridCol w:w="6000"/>
+      </w:tblGrid>
+      <w:tr>
+        <w:tc>
+          <w:tcPr>
+            <w:tcW w:type="dxa" w:w="3000"/>
+            <w:vAlign w:val="center"/>
+            <w:tcMar>
+              <w:top w:w="70" w:type="dxa"/>
+              <w:bottom w:w="70" w:type="dxa"/>
+              <w:start w:w="90" w:type="dxa"/>
+              <w:end w:w="90" w:type="dxa"/>
+            </w:tcMar>
+            <w:shd w:val="clear" w:fill="F2F2F2"/>
+            <w:tcBorders>
+              <w:top w:val="single" w:sz="6" w:color="808080"/>
+              <w:left w:val="single" w:sz="6" w:color="808080"/>
+              <w:bottom w:val="single" w:sz="6" w:color="808080"/>
+              <w:right w:val="single" w:sz="6" w:color="808080"/>
+              <w:insideH w:val="single" w:sz="6" w:color="808080"/>
+              <w:insideV w:val="single" w:sz="6" w:color="808080"/>
+            </w:tcBorders>
+          </w:tcPr>
+          <w:p>
+            <w:pPr>
+              <w:spacing w:after="0"/>
+            </w:pPr>
+            <w:r>
+              <w:rPr>
+                <w:rFonts w:ascii="Times New Roman" w:hAnsi="Times New Roman" w:eastAsia="Malgun Gothic"/>
+                <w:b/>
+                <w:i w:val="0"/>
+                <w:color w:val="000000"/>
+                <w:sz w:val="18"/>
+              </w:rPr>
+              <w:t>English</w:t>
+            </w:r>
+          </w:p>
+        </w:tc>
+        <w:tc>
+          <w:tcPr>
+            <w:tcW w:type="dxa" w:w="6000"/>
+            <w:vAlign w:val="center"/>
+            <w:tcMar>
+              <w:top w:w="70" w:type="dxa"/>
+              <w:bottom w:w="70" w:type="dxa"/>
+              <w:start w:w="90" w:type="dxa"/>
+              <w:end w:w="90" w:type="dxa"/>
+            </w:tcMar>
+            <w:shd w:val="clear" w:fill="F2F2F2"/>
+            <w:tcBorders>
+              <w:top w:val="single" w:sz="6" w:color="808080"/>
+              <w:left w:val="single" w:sz="6" w:color="808080"/>
+              <w:bottom w:val="single" w:sz="6" w:color="808080"/>
+              <w:right w:val="single" w:sz="6" w:color="808080"/>
+              <w:insideH w:val="single" w:sz="6" w:color="808080"/>
+              <w:insideV w:val="single" w:sz="6" w:color="808080"/>
+            </w:tcBorders>
+          </w:tcPr>
+          <w:p>
+            <w:pPr>
+              <w:spacing w:after="0"/>
+            </w:pPr>
+            <w:r>
+              <w:rPr>
+                <w:rFonts w:ascii="Times New Roman" w:hAnsi="Times New Roman" w:eastAsia="Malgun Gothic"/>
+                <w:b/>
+                <w:i w:val="0"/>
+                <w:color w:val="000000"/>
+                <w:sz w:val="18"/>
+              </w:rPr>
+              <w:t>한국어</w:t>
+            </w:r>
+          </w:p>
+        </w:tc>
+      </w:tr>
+      <w:tr>
+        <w:tc>
+          <w:tcPr>
+            <w:tcW w:type="dxa" w:w="3000"/>
+            <w:vAlign w:val="center"/>
+            <w:tcMar>
+              <w:top w:w="70" w:type="dxa"/>
+              <w:bottom w:w="70" w:type="dxa"/>
+              <w:start w:w="90" w:type="dxa"/>
+              <w:end w:w="90" w:type="dxa"/>
+            </w:tcMar>
+            <w:tcBorders>
+              <w:top w:val="single" w:sz="6" w:color="808080"/>
+              <w:left w:val="single" w:sz="6" w:color="808080"/>
+              <w:bottom w:val="single" w:sz="6" w:color="808080"/>
+              <w:right w:val="single" w:sz="6" w:color="808080"/>
+              <w:insideH w:val="single" w:sz="6" w:color="808080"/>
+              <w:insideV w:val="single" w:sz="6" w:color="808080"/>
+            </w:tcBorders>
+          </w:tcPr>
+          <w:p>
+            <w:pPr>
+              <w:spacing w:after="0"/>
+            </w:pPr>
+            <w:r>
+              <w:rPr>
+                <w:rFonts w:ascii="Times New Roman" w:hAnsi="Times New Roman" w:eastAsia="Malgun Gothic"/>
+                <w:b w:val="0"/>
+                <w:i w:val="0"/>
+                <w:color w:val="000000"/>
+                <w:sz w:val="18"/>
+              </w:rPr>
+              <w:t>high chair</w:t>
+            </w:r>
+          </w:p>
+        </w:tc>
+        <w:tc>
+          <w:tcPr>
+            <w:tcW w:type="dxa" w:w="6000"/>
+            <w:vAlign w:val="center"/>
+            <w:tcMar>
+              <w:top w:w="70" w:type="dxa"/>
+              <w:bottom w:w="70" w:type="dxa"/>
+              <w:start w:w="90" w:type="dxa"/>
+              <w:end w:w="90" w:type="dxa"/>
+            </w:tcMar>
+            <w:tcBorders>
+              <w:top w:val="single" w:sz="6" w:color="808080"/>
+              <w:left w:val="single" w:sz="6" w:color="808080"/>
+              <w:bottom w:val="single" w:sz="6" w:color="808080"/>
+              <w:right w:val="single" w:sz="6" w:color="808080"/>
+              <w:insideH w:val="single" w:sz="6" w:color="808080"/>
+              <w:insideV w:val="single" w:sz="6" w:color="808080"/>
+            </w:tcBorders>
+          </w:tcPr>
+          <w:p>
+            <w:pPr>
+              <w:spacing w:after="0"/>
+            </w:pPr>
+            <w:r>
+              <w:rPr>
+                <w:rFonts w:ascii="Times New Roman" w:hAnsi="Times New Roman" w:eastAsia="Malgun Gothic"/>
+                <w:b w:val="0"/>
+                <w:i w:val="0"/>
+                <w:color w:val="000000"/>
+                <w:sz w:val="18"/>
+              </w:rPr>
+              <w:t>유아용 식탁 의자</w:t>
+            </w:r>
+          </w:p>
+        </w:tc>
+      </w:tr>
+      <w:tr>
+        <w:tc>
+          <w:tcPr>
+            <w:tcW w:type="dxa" w:w="3000"/>
+            <w:vAlign w:val="center"/>
+            <w:tcMar>
+              <w:top w:w="70" w:type="dxa"/>
+              <w:bottom w:w="70" w:type="dxa"/>
+              <w:start w:w="90" w:type="dxa"/>
+              <w:end w:w="90" w:type="dxa"/>
+            </w:tcMar>
+            <w:tcBorders>
+              <w:top w:val="single" w:sz="6" w:color="808080"/>
+              <w:left w:val="single" w:sz="6" w:color="808080"/>
+              <w:bottom w:val="single" w:sz="6" w:color="808080"/>
+              <w:right w:val="single" w:sz="6" w:color="808080"/>
+              <w:insideH w:val="single" w:sz="6" w:color="808080"/>
+              <w:insideV w:val="single" w:sz="6" w:color="808080"/>
+            </w:tcBorders>
+          </w:tcPr>
+          <w:p>
+            <w:pPr>
+              <w:spacing w:after="0"/>
+            </w:pPr>
+            <w:r>
+              <w:rPr>
+                <w:rFonts w:ascii="Times New Roman" w:hAnsi="Times New Roman" w:eastAsia="Malgun Gothic"/>
+                <w:b w:val="0"/>
+                <w:i w:val="0"/>
+                <w:color w:val="000000"/>
+                <w:sz w:val="18"/>
+              </w:rPr>
+              <w:t>share a meal</w:t>
+            </w:r>
+          </w:p>
+        </w:tc>
+        <w:tc>
+          <w:tcPr>
+            <w:tcW w:type="dxa" w:w="6000"/>
+            <w:vAlign w:val="center"/>
+            <w:tcMar>
+              <w:top w:w="70" w:type="dxa"/>
+              <w:bottom w:w="70" w:type="dxa"/>
+              <w:start w:w="90" w:type="dxa"/>
+              <w:end w:w="90" w:type="dxa"/>
+            </w:tcMar>
+            <w:tcBorders>
+              <w:top w:val="single" w:sz="6" w:color="808080"/>
+              <w:left w:val="single" w:sz="6" w:color="808080"/>
+              <w:bottom w:val="single" w:sz="6" w:color="808080"/>
+              <w:right w:val="single" w:sz="6" w:color="808080"/>
+              <w:insideH w:val="single" w:sz="6" w:color="808080"/>
+              <w:insideV w:val="single" w:sz="6" w:color="808080"/>
+            </w:tcBorders>
+          </w:tcPr>
+          <w:p>
+            <w:pPr>
+              <w:spacing w:after="0"/>
+            </w:pPr>
+            <w:r>
+              <w:rPr>
+                <w:rFonts w:ascii="Times New Roman" w:hAnsi="Times New Roman" w:eastAsia="Malgun Gothic"/>
+                <w:b w:val="0"/>
+                <w:i w:val="0"/>
+                <w:color w:val="000000"/>
+                <w:sz w:val="18"/>
+              </w:rPr>
+              <w:t>식사를 나누어 먹다</w:t>
+            </w:r>
+          </w:p>
+        </w:tc>
+      </w:tr>
+      <w:tr>
+        <w:tc>
+          <w:tcPr>
+            <w:tcW w:type="dxa" w:w="3000"/>
+            <w:vAlign w:val="center"/>
+            <w:tcMar>
+              <w:top w:w="70" w:type="dxa"/>
+              <w:bottom w:w="70" w:type="dxa"/>
+              <w:start w:w="90" w:type="dxa"/>
+              <w:end w:w="90" w:type="dxa"/>
+            </w:tcMar>
+            <w:tcBorders>
+              <w:top w:val="single" w:sz="6" w:color="808080"/>
+              <w:left w:val="single" w:sz="6" w:color="808080"/>
+              <w:bottom w:val="single" w:sz="6" w:color="808080"/>
+              <w:right w:val="single" w:sz="6" w:color="808080"/>
+              <w:insideH w:val="single" w:sz="6" w:color="808080"/>
+              <w:insideV w:val="single" w:sz="6" w:color="808080"/>
+            </w:tcBorders>
+          </w:tcPr>
+          <w:p>
+            <w:pPr>
+              <w:spacing w:after="0"/>
+            </w:pPr>
+            <w:r>
+              <w:rPr>
+                <w:rFonts w:ascii="Times New Roman" w:hAnsi="Times New Roman" w:eastAsia="Malgun Gothic"/>
+                <w:b w:val="0"/>
+                <w:i w:val="0"/>
+                <w:color w:val="000000"/>
+                <w:sz w:val="18"/>
+              </w:rPr>
+              <w:t>extra plate</w:t>
+            </w:r>
+          </w:p>
+        </w:tc>
+        <w:tc>
+          <w:tcPr>
+            <w:tcW w:type="dxa" w:w="6000"/>
+            <w:vAlign w:val="center"/>
+            <w:tcMar>
+              <w:top w:w="70" w:type="dxa"/>
+              <w:bottom w:w="70" w:type="dxa"/>
+              <w:start w:w="90" w:type="dxa"/>
+              <w:end w:w="90" w:type="dxa"/>
+            </w:tcMar>
+            <w:tcBorders>
+              <w:top w:val="single" w:sz="6" w:color="808080"/>
+              <w:left w:val="single" w:sz="6" w:color="808080"/>
+              <w:bottom w:val="single" w:sz="6" w:color="808080"/>
+              <w:right w:val="single" w:sz="6" w:color="808080"/>
+              <w:insideH w:val="single" w:sz="6" w:color="808080"/>
+              <w:insideV w:val="single" w:sz="6" w:color="808080"/>
+            </w:tcBorders>
+          </w:tcPr>
+          <w:p>
+            <w:pPr>
+              <w:spacing w:after="0"/>
+            </w:pPr>
+            <w:r>
+              <w:rPr>
+                <w:rFonts w:ascii="Times New Roman" w:hAnsi="Times New Roman" w:eastAsia="Malgun Gothic"/>
+                <w:b w:val="0"/>
+                <w:i w:val="0"/>
+                <w:color w:val="000000"/>
+                <w:sz w:val="18"/>
+              </w:rPr>
+              <w:t>여분의 접시</w:t>
+            </w:r>
+          </w:p>
+        </w:tc>
+      </w:tr>
+      <w:tr>
+        <w:tc>
+          <w:tcPr>
+            <w:tcW w:type="dxa" w:w="3000"/>
+            <w:vAlign w:val="center"/>
+            <w:tcMar>
+              <w:top w:w="70" w:type="dxa"/>
+              <w:bottom w:w="70" w:type="dxa"/>
+              <w:start w:w="90" w:type="dxa"/>
+              <w:end w:w="90" w:type="dxa"/>
+            </w:tcMar>
+            <w:tcBorders>
+              <w:top w:val="single" w:sz="6" w:color="808080"/>
+              <w:left w:val="single" w:sz="6" w:color="808080"/>
+              <w:bottom w:val="single" w:sz="6" w:color="808080"/>
+              <w:right w:val="single" w:sz="6" w:color="808080"/>
+              <w:insideH w:val="single" w:sz="6" w:color="808080"/>
+              <w:insideV w:val="single" w:sz="6" w:color="808080"/>
+            </w:tcBorders>
+          </w:tcPr>
+          <w:p>
+            <w:pPr>
+              <w:spacing w:after="0"/>
+            </w:pPr>
+            <w:r>
+              <w:rPr>
+                <w:rFonts w:ascii="Times New Roman" w:hAnsi="Times New Roman" w:eastAsia="Malgun Gothic"/>
+                <w:b w:val="0"/>
+                <w:i w:val="0"/>
+                <w:color w:val="000000"/>
+                <w:sz w:val="18"/>
+              </w:rPr>
+              <w:t>bill</w:t>
+            </w:r>
+          </w:p>
+        </w:tc>
+        <w:tc>
+          <w:tcPr>
+            <w:tcW w:type="dxa" w:w="6000"/>
+            <w:vAlign w:val="center"/>
+            <w:tcMar>
+              <w:top w:w="70" w:type="dxa"/>
+              <w:bottom w:w="70" w:type="dxa"/>
+              <w:start w:w="90" w:type="dxa"/>
+              <w:end w:w="90" w:type="dxa"/>
+            </w:tcMar>
+            <w:tcBorders>
+              <w:top w:val="single" w:sz="6" w:color="808080"/>
+              <w:left w:val="single" w:sz="6" w:color="808080"/>
+              <w:bottom w:val="single" w:sz="6" w:color="808080"/>
+              <w:right w:val="single" w:sz="6" w:color="808080"/>
+              <w:insideH w:val="single" w:sz="6" w:color="808080"/>
+              <w:insideV w:val="single" w:sz="6" w:color="808080"/>
+            </w:tcBorders>
+          </w:tcPr>
+          <w:p>
+            <w:pPr>
+              <w:spacing w:after="0"/>
+            </w:pPr>
+            <w:r>
+              <w:rPr>
+                <w:rFonts w:ascii="Times New Roman" w:hAnsi="Times New Roman" w:eastAsia="Malgun Gothic"/>
+                <w:b w:val="0"/>
+                <w:i w:val="0"/>
+                <w:color w:val="000000"/>
+                <w:sz w:val="18"/>
+              </w:rPr>
+              <w:t>계산서</w:t>
+            </w:r>
+          </w:p>
+        </w:tc>
+      </w:tr>
+      <w:tr>
+        <w:tc>
+          <w:tcPr>
+            <w:tcW w:type="dxa" w:w="3000"/>
+            <w:vAlign w:val="center"/>
+            <w:tcMar>
+              <w:top w:w="70" w:type="dxa"/>
+              <w:bottom w:w="70" w:type="dxa"/>
+              <w:start w:w="90" w:type="dxa"/>
+              <w:end w:w="90" w:type="dxa"/>
+            </w:tcMar>
+            <w:tcBorders>
+              <w:top w:val="single" w:sz="6" w:color="808080"/>
+              <w:left w:val="single" w:sz="6" w:color="808080"/>
+              <w:bottom w:val="single" w:sz="6" w:color="808080"/>
+              <w:right w:val="single" w:sz="6" w:color="808080"/>
+              <w:insideH w:val="single" w:sz="6" w:color="808080"/>
+              <w:insideV w:val="single" w:sz="6" w:color="808080"/>
+            </w:tcBorders>
+          </w:tcPr>
+          <w:p>
+            <w:pPr>
+              <w:spacing w:after="0"/>
+            </w:pPr>
+            <w:r>
+              <w:rPr>
+                <w:rFonts w:ascii="Times New Roman" w:hAnsi="Times New Roman" w:eastAsia="Malgun Gothic"/>
+                <w:b w:val="0"/>
+                <w:i w:val="0"/>
+                <w:color w:val="000000"/>
+                <w:sz w:val="18"/>
+              </w:rPr>
+              <w:t>pay by card</w:t>
+            </w:r>
+          </w:p>
+        </w:tc>
+        <w:tc>
+          <w:tcPr>
+            <w:tcW w:type="dxa" w:w="6000"/>
+            <w:vAlign w:val="center"/>
+            <w:tcMar>
+              <w:top w:w="70" w:type="dxa"/>
+              <w:bottom w:w="70" w:type="dxa"/>
+              <w:start w:w="90" w:type="dxa"/>
+              <w:end w:w="90" w:type="dxa"/>
+            </w:tcMar>
+            <w:tcBorders>
+              <w:top w:val="single" w:sz="6" w:color="808080"/>
+              <w:left w:val="single" w:sz="6" w:color="808080"/>
+              <w:bottom w:val="single" w:sz="6" w:color="808080"/>
+              <w:right w:val="single" w:sz="6" w:color="808080"/>
+              <w:insideH w:val="single" w:sz="6" w:color="808080"/>
+              <w:insideV w:val="single" w:sz="6" w:color="808080"/>
+            </w:tcBorders>
+          </w:tcPr>
+          <w:p>
+            <w:pPr>
+              <w:spacing w:after="0"/>
+            </w:pPr>
+            <w:r>
+              <w:rPr>
+                <w:rFonts w:ascii="Times New Roman" w:hAnsi="Times New Roman" w:eastAsia="Malgun Gothic"/>
+                <w:b w:val="0"/>
+                <w:i w:val="0"/>
+                <w:color w:val="000000"/>
+                <w:sz w:val="18"/>
+              </w:rPr>
+              <w:t>카드로 결제하다</w:t>
+            </w:r>
+          </w:p>
+        </w:tc>
+      </w:tr>
+      <w:tr>
+        <w:tc>
+          <w:tcPr>
+            <w:tcW w:type="dxa" w:w="3000"/>
+            <w:vAlign w:val="center"/>
+            <w:tcMar>
+              <w:top w:w="70" w:type="dxa"/>
+              <w:bottom w:w="70" w:type="dxa"/>
+              <w:start w:w="90" w:type="dxa"/>
+              <w:end w:w="90" w:type="dxa"/>
+            </w:tcMar>
+            <w:tcBorders>
+              <w:top w:val="single" w:sz="6" w:color="808080"/>
+              <w:left w:val="single" w:sz="6" w:color="808080"/>
+              <w:bottom w:val="single" w:sz="6" w:color="808080"/>
+              <w:right w:val="single" w:sz="6" w:color="808080"/>
+              <w:insideH w:val="single" w:sz="6" w:color="808080"/>
+              <w:insideV w:val="single" w:sz="6" w:color="808080"/>
+            </w:tcBorders>
+          </w:tcPr>
+          <w:p>
+            <w:pPr>
+              <w:spacing w:after="0"/>
+            </w:pPr>
+            <w:r>
+              <w:rPr>
+                <w:rFonts w:ascii="Times New Roman" w:hAnsi="Times New Roman" w:eastAsia="Malgun Gothic"/>
+                <w:b w:val="0"/>
+                <w:i w:val="0"/>
+                <w:color w:val="000000"/>
+                <w:sz w:val="18"/>
+              </w:rPr>
+              <w:t>child seat</w:t>
+            </w:r>
+          </w:p>
+        </w:tc>
+        <w:tc>
+          <w:tcPr>
+            <w:tcW w:type="dxa" w:w="6000"/>
+            <w:vAlign w:val="center"/>
+            <w:tcMar>
+              <w:top w:w="70" w:type="dxa"/>
+              <w:bottom w:w="70" w:type="dxa"/>
+              <w:start w:w="90" w:type="dxa"/>
+              <w:end w:w="90" w:type="dxa"/>
+            </w:tcMar>
+            <w:tcBorders>
+              <w:top w:val="single" w:sz="6" w:color="808080"/>
+              <w:left w:val="single" w:sz="6" w:color="808080"/>
+              <w:bottom w:val="single" w:sz="6" w:color="808080"/>
+              <w:right w:val="single" w:sz="6" w:color="808080"/>
+              <w:insideH w:val="single" w:sz="6" w:color="808080"/>
+              <w:insideV w:val="single" w:sz="6" w:color="808080"/>
+            </w:tcBorders>
+          </w:tcPr>
+          <w:p>
+            <w:pPr>
+              <w:spacing w:after="0"/>
+            </w:pPr>
+            <w:r>
+              <w:rPr>
+                <w:rFonts w:ascii="Times New Roman" w:hAnsi="Times New Roman" w:eastAsia="Malgun Gothic"/>
+                <w:b w:val="0"/>
+                <w:i w:val="0"/>
+                <w:color w:val="000000"/>
+                <w:sz w:val="18"/>
+              </w:rPr>
+              <w:t>유아용 카시트</w:t>
+            </w:r>
+          </w:p>
+        </w:tc>
+      </w:tr>
+    </w:tbl>
+    <w:p>
+      <w:pPr>
+        <w:spacing w:after="80"/>
+      </w:pPr>
+    </w:p>
+    <w:p>
+      <w:pPr>
+        <w:spacing w:after="0"/>
+      </w:pPr>
+      <w:r>
+        <w:rPr>
+          <w:rFonts w:ascii="Times New Roman" w:hAnsi="Times New Roman" w:eastAsia="Malgun Gothic"/>
+          <w:b/>
+          <w:i w:val="0"/>
+          <w:color w:val="000000"/>
+          <w:sz w:val="20"/>
+        </w:rPr>
+        <w:t>Useful Expressions</w:t>
+      </w:r>
+    </w:p>
+    <w:tbl>
+      <w:tblPr>
+        <w:tblW w:type="dxa" w:w="9000"/>
+        <w:tblLayout w:type="fixed"/>
+        <w:tblLook w:firstColumn="1" w:firstRow="1" w:lastColumn="0" w:lastRow="0" w:noHBand="0" w:noVBand="1" w:val="04A0"/>
+      </w:tblPr>
+      <w:tblGrid>
+        <w:gridCol w:w="4800"/>
+        <w:gridCol w:w="4200"/>
+      </w:tblGrid>
+      <w:tr>
+        <w:tc>
+          <w:tcPr>
+            <w:tcW w:type="dxa" w:w="4800"/>
+            <w:vAlign w:val="center"/>
+            <w:tcMar>
+              <w:top w:w="70" w:type="dxa"/>
+              <w:bottom w:w="70" w:type="dxa"/>
+              <w:start w:w="90" w:type="dxa"/>
+              <w:end w:w="90" w:type="dxa"/>
+            </w:tcMar>
+            <w:shd w:val="clear" w:fill="F2F2F2"/>
+            <w:tcBorders>
+              <w:top w:val="single" w:sz="6" w:color="808080"/>
+              <w:left w:val="single" w:sz="6" w:color="808080"/>
+              <w:bottom w:val="single" w:sz="6" w:color="808080"/>
+              <w:right w:val="single" w:sz="6" w:color="808080"/>
+              <w:insideH w:val="single" w:sz="6" w:color="808080"/>
+              <w:insideV w:val="single" w:sz="6" w:color="808080"/>
+            </w:tcBorders>
+          </w:tcPr>
+          <w:p>
+            <w:pPr>
+              <w:spacing w:after="0"/>
+            </w:pPr>
+            <w:r>
+              <w:rPr>
+                <w:rFonts w:ascii="Times New Roman" w:hAnsi="Times New Roman" w:eastAsia="Malgun Gothic"/>
+                <w:b/>
+                <w:i w:val="0"/>
+                <w:color w:val="000000"/>
+                <w:sz w:val="18"/>
+              </w:rPr>
+              <w:t>Useful Expression</w:t>
+            </w:r>
+          </w:p>
+        </w:tc>
+        <w:tc>
+          <w:tcPr>
+            <w:tcW w:type="dxa" w:w="4200"/>
+            <w:vAlign w:val="center"/>
+            <w:tcMar>
+              <w:top w:w="70" w:type="dxa"/>
+              <w:bottom w:w="70" w:type="dxa"/>
+              <w:start w:w="90" w:type="dxa"/>
+              <w:end w:w="90" w:type="dxa"/>
+            </w:tcMar>
+            <w:shd w:val="clear" w:fill="F2F2F2"/>
+            <w:tcBorders>
+              <w:top w:val="single" w:sz="6" w:color="808080"/>
+              <w:left w:val="single" w:sz="6" w:color="808080"/>
+              <w:bottom w:val="single" w:sz="6" w:color="808080"/>
+              <w:right w:val="single" w:sz="6" w:color="808080"/>
+              <w:insideH w:val="single" w:sz="6" w:color="808080"/>
+              <w:insideV w:val="single" w:sz="6" w:color="808080"/>
+            </w:tcBorders>
+          </w:tcPr>
+          <w:p>
+            <w:pPr>
+              <w:spacing w:after="0"/>
+            </w:pPr>
+            <w:r>
+              <w:rPr>
+                <w:rFonts w:ascii="Times New Roman" w:hAnsi="Times New Roman" w:eastAsia="Malgun Gothic"/>
+                <w:b/>
+                <w:i w:val="0"/>
+                <w:color w:val="000000"/>
+                <w:sz w:val="18"/>
+              </w:rPr>
+              <w:t>한국어</w:t>
+            </w:r>
+          </w:p>
+        </w:tc>
+      </w:tr>
+      <w:tr>
+        <w:tc>
+          <w:tcPr>
+            <w:tcW w:type="dxa" w:w="4800"/>
+            <w:vAlign w:val="center"/>
+            <w:tcMar>
+              <w:top w:w="70" w:type="dxa"/>
+              <w:bottom w:w="70" w:type="dxa"/>
+              <w:start w:w="90" w:type="dxa"/>
+              <w:end w:w="90" w:type="dxa"/>
+            </w:tcMar>
+            <w:tcBorders>
+              <w:top w:val="single" w:sz="6" w:color="808080"/>
+              <w:left w:val="single" w:sz="6" w:color="808080"/>
+              <w:bottom w:val="single" w:sz="6" w:color="808080"/>
+              <w:right w:val="single" w:sz="6" w:color="808080"/>
+              <w:insideH w:val="single" w:sz="6" w:color="808080"/>
+              <w:insideV w:val="single" w:sz="6" w:color="808080"/>
+            </w:tcBorders>
+          </w:tcPr>
+          <w:p>
+            <w:pPr>
+              <w:spacing w:after="0"/>
+            </w:pPr>
+            <w:r>
+              <w:rPr>
+                <w:rFonts w:ascii="Times New Roman" w:hAnsi="Times New Roman" w:eastAsia="Malgun Gothic"/>
+                <w:b w:val="0"/>
+                <w:i w:val="0"/>
+                <w:color w:val="000000"/>
+                <w:sz w:val="18"/>
+              </w:rPr>
+              <w:t>Do you have a high chair?</w:t>
+            </w:r>
+          </w:p>
+        </w:tc>
+        <w:tc>
+          <w:tcPr>
+            <w:tcW w:type="dxa" w:w="4200"/>
+            <w:vAlign w:val="center"/>
+            <w:tcMar>
+              <w:top w:w="70" w:type="dxa"/>
+              <w:bottom w:w="70" w:type="dxa"/>
+              <w:start w:w="90" w:type="dxa"/>
+              <w:end w:w="90" w:type="dxa"/>
+            </w:tcMar>
+            <w:tcBorders>
+              <w:top w:val="single" w:sz="6" w:color="808080"/>
+              <w:left w:val="single" w:sz="6" w:color="808080"/>
+              <w:bottom w:val="single" w:sz="6" w:color="808080"/>
+              <w:right w:val="single" w:sz="6" w:color="808080"/>
+              <w:insideH w:val="single" w:sz="6" w:color="808080"/>
+              <w:insideV w:val="single" w:sz="6" w:color="808080"/>
+            </w:tcBorders>
+          </w:tcPr>
+          <w:p>
+            <w:pPr>
+              <w:spacing w:after="0"/>
+            </w:pPr>
+            <w:r>
+              <w:rPr>
+                <w:rFonts w:ascii="Times New Roman" w:hAnsi="Times New Roman" w:eastAsia="Malgun Gothic"/>
+                <w:b w:val="0"/>
+                <w:i w:val="0"/>
+                <w:color w:val="000000"/>
+                <w:sz w:val="18"/>
+              </w:rPr>
+              <w:t>유아용 의자가 있나요?</w:t>
+            </w:r>
+          </w:p>
+        </w:tc>
+      </w:tr>
+      <w:tr>
+        <w:tc>
+          <w:tcPr>
+            <w:tcW w:type="dxa" w:w="4800"/>
+            <w:vAlign w:val="center"/>
+            <w:tcMar>
+              <w:top w:w="70" w:type="dxa"/>
+              <w:bottom w:w="70" w:type="dxa"/>
+              <w:start w:w="90" w:type="dxa"/>
+              <w:end w:w="90" w:type="dxa"/>
+            </w:tcMar>
+            <w:tcBorders>
+              <w:top w:val="single" w:sz="6" w:color="808080"/>
+              <w:left w:val="single" w:sz="6" w:color="808080"/>
+              <w:bottom w:val="single" w:sz="6" w:color="808080"/>
+              <w:right w:val="single" w:sz="6" w:color="808080"/>
+              <w:insideH w:val="single" w:sz="6" w:color="808080"/>
+              <w:insideV w:val="single" w:sz="6" w:color="808080"/>
+            </w:tcBorders>
+          </w:tcPr>
+          <w:p>
+            <w:pPr>
+              <w:spacing w:after="0"/>
+            </w:pPr>
+            <w:r>
+              <w:rPr>
+                <w:rFonts w:ascii="Times New Roman" w:hAnsi="Times New Roman" w:eastAsia="Malgun Gothic"/>
+                <w:b w:val="0"/>
+                <w:i w:val="0"/>
+                <w:color w:val="000000"/>
+                <w:sz w:val="18"/>
+              </w:rPr>
+              <w:t>Could we get an extra plate?</w:t>
+            </w:r>
+          </w:p>
+        </w:tc>
+        <w:tc>
+          <w:tcPr>
+            <w:tcW w:type="dxa" w:w="4200"/>
+            <w:vAlign w:val="center"/>
+            <w:tcMar>
+              <w:top w:w="70" w:type="dxa"/>
+              <w:bottom w:w="70" w:type="dxa"/>
+              <w:start w:w="90" w:type="dxa"/>
+              <w:end w:w="90" w:type="dxa"/>
+            </w:tcMar>
+            <w:tcBorders>
+              <w:top w:val="single" w:sz="6" w:color="808080"/>
+              <w:left w:val="single" w:sz="6" w:color="808080"/>
+              <w:bottom w:val="single" w:sz="6" w:color="808080"/>
+              <w:right w:val="single" w:sz="6" w:color="808080"/>
+              <w:insideH w:val="single" w:sz="6" w:color="808080"/>
+              <w:insideV w:val="single" w:sz="6" w:color="808080"/>
+            </w:tcBorders>
+          </w:tcPr>
+          <w:p>
+            <w:pPr>
+              <w:spacing w:after="0"/>
+            </w:pPr>
+            <w:r>
+              <w:rPr>
+                <w:rFonts w:ascii="Times New Roman" w:hAnsi="Times New Roman" w:eastAsia="Malgun Gothic"/>
+                <w:b w:val="0"/>
+                <w:i w:val="0"/>
+                <w:color w:val="000000"/>
+                <w:sz w:val="18"/>
+              </w:rPr>
+              <w:t>여분의 접시를 받을 수 있을까요?</w:t>
+            </w:r>
+          </w:p>
+        </w:tc>
+      </w:tr>
+      <w:tr>
+        <w:tc>
+          <w:tcPr>
+            <w:tcW w:type="dxa" w:w="4800"/>
+            <w:vAlign w:val="center"/>
+            <w:tcMar>
+              <w:top w:w="70" w:type="dxa"/>
+              <w:bottom w:w="70" w:type="dxa"/>
+              <w:start w:w="90" w:type="dxa"/>
+              <w:end w:w="90" w:type="dxa"/>
+            </w:tcMar>
+            <w:tcBorders>
+              <w:top w:val="single" w:sz="6" w:color="808080"/>
+              <w:left w:val="single" w:sz="6" w:color="808080"/>
+              <w:bottom w:val="single" w:sz="6" w:color="808080"/>
+              <w:right w:val="single" w:sz="6" w:color="808080"/>
+              <w:insideH w:val="single" w:sz="6" w:color="808080"/>
+              <w:insideV w:val="single" w:sz="6" w:color="808080"/>
+            </w:tcBorders>
+          </w:tcPr>
+          <w:p>
+            <w:pPr>
+              <w:spacing w:after="0"/>
+            </w:pPr>
+            <w:r>
+              <w:rPr>
+                <w:rFonts w:ascii="Times New Roman" w:hAnsi="Times New Roman" w:eastAsia="Malgun Gothic"/>
+                <w:b w:val="0"/>
+                <w:i w:val="0"/>
+                <w:color w:val="000000"/>
+                <w:sz w:val="18"/>
+              </w:rPr>
+              <w:t>Can I get my bill, please?</w:t>
+            </w:r>
+          </w:p>
+        </w:tc>
+        <w:tc>
+          <w:tcPr>
+            <w:tcW w:type="dxa" w:w="4200"/>
+            <w:vAlign w:val="center"/>
+            <w:tcMar>
+              <w:top w:w="70" w:type="dxa"/>
+              <w:bottom w:w="70" w:type="dxa"/>
+              <w:start w:w="90" w:type="dxa"/>
+              <w:end w:w="90" w:type="dxa"/>
+            </w:tcMar>
+            <w:tcBorders>
+              <w:top w:val="single" w:sz="6" w:color="808080"/>
+              <w:left w:val="single" w:sz="6" w:color="808080"/>
+              <w:bottom w:val="single" w:sz="6" w:color="808080"/>
+              <w:right w:val="single" w:sz="6" w:color="808080"/>
+              <w:insideH w:val="single" w:sz="6" w:color="808080"/>
+              <w:insideV w:val="single" w:sz="6" w:color="808080"/>
+            </w:tcBorders>
+          </w:tcPr>
+          <w:p>
+            <w:pPr>
+              <w:spacing w:after="0"/>
+            </w:pPr>
+            <w:r>
+              <w:rPr>
+                <w:rFonts w:ascii="Times New Roman" w:hAnsi="Times New Roman" w:eastAsia="Malgun Gothic"/>
+                <w:b w:val="0"/>
+                <w:i w:val="0"/>
+                <w:color w:val="000000"/>
+                <w:sz w:val="18"/>
+              </w:rPr>
+              <w:t>계산서 주시겠어요?</w:t>
+            </w:r>
+          </w:p>
+        </w:tc>
+      </w:tr>
+      <w:tr>
+        <w:tc>
+          <w:tcPr>
+            <w:tcW w:type="dxa" w:w="4800"/>
+            <w:vAlign w:val="center"/>
+            <w:tcMar>
+              <w:top w:w="70" w:type="dxa"/>
+              <w:bottom w:w="70" w:type="dxa"/>
+              <w:start w:w="90" w:type="dxa"/>
+              <w:end w:w="90" w:type="dxa"/>
+            </w:tcMar>
+            <w:tcBorders>
+              <w:top w:val="single" w:sz="6" w:color="808080"/>
+              <w:left w:val="single" w:sz="6" w:color="808080"/>
+              <w:bottom w:val="single" w:sz="6" w:color="808080"/>
+              <w:right w:val="single" w:sz="6" w:color="808080"/>
+              <w:insideH w:val="single" w:sz="6" w:color="808080"/>
+              <w:insideV w:val="single" w:sz="6" w:color="808080"/>
+            </w:tcBorders>
+          </w:tcPr>
+          <w:p>
+            <w:pPr>
+              <w:spacing w:after="0"/>
+            </w:pPr>
+            <w:r>
+              <w:rPr>
+                <w:rFonts w:ascii="Times New Roman" w:hAnsi="Times New Roman" w:eastAsia="Malgun Gothic"/>
+                <w:b w:val="0"/>
+                <w:i w:val="0"/>
+                <w:color w:val="000000"/>
+                <w:sz w:val="18"/>
+              </w:rPr>
+              <w:t>Can I pay by card?</w:t>
+            </w:r>
+          </w:p>
+        </w:tc>
+        <w:tc>
+          <w:tcPr>
+            <w:tcW w:type="dxa" w:w="4200"/>
+            <w:vAlign w:val="center"/>
+            <w:tcMar>
+              <w:top w:w="70" w:type="dxa"/>
+              <w:bottom w:w="70" w:type="dxa"/>
+              <w:start w:w="90" w:type="dxa"/>
+              <w:end w:w="90" w:type="dxa"/>
+            </w:tcMar>
+            <w:tcBorders>
+              <w:top w:val="single" w:sz="6" w:color="808080"/>
+              <w:left w:val="single" w:sz="6" w:color="808080"/>
+              <w:bottom w:val="single" w:sz="6" w:color="808080"/>
+              <w:right w:val="single" w:sz="6" w:color="808080"/>
+              <w:insideH w:val="single" w:sz="6" w:color="808080"/>
+              <w:insideV w:val="single" w:sz="6" w:color="808080"/>
+            </w:tcBorders>
+          </w:tcPr>
+          <w:p>
+            <w:pPr>
+              <w:spacing w:after="0"/>
+            </w:pPr>
+            <w:r>
+              <w:rPr>
+                <w:rFonts w:ascii="Times New Roman" w:hAnsi="Times New Roman" w:eastAsia="Malgun Gothic"/>
+                <w:b w:val="0"/>
+                <w:i w:val="0"/>
+                <w:color w:val="000000"/>
+                <w:sz w:val="18"/>
+              </w:rPr>
+              <w:t>카드로 결제할 수 있나요?</w:t>
+            </w:r>
+          </w:p>
+        </w:tc>
+      </w:tr>
+      <w:tr>
+        <w:tc>
+          <w:tcPr>
+            <w:tcW w:type="dxa" w:w="4800"/>
+            <w:vAlign w:val="center"/>
+            <w:tcMar>
+              <w:top w:w="70" w:type="dxa"/>
+              <w:bottom w:w="70" w:type="dxa"/>
+              <w:start w:w="90" w:type="dxa"/>
+              <w:end w:w="90" w:type="dxa"/>
+            </w:tcMar>
+            <w:tcBorders>
+              <w:top w:val="single" w:sz="6" w:color="808080"/>
+              <w:left w:val="single" w:sz="6" w:color="808080"/>
+              <w:bottom w:val="single" w:sz="6" w:color="808080"/>
+              <w:right w:val="single" w:sz="6" w:color="808080"/>
+              <w:insideH w:val="single" w:sz="6" w:color="808080"/>
+              <w:insideV w:val="single" w:sz="6" w:color="808080"/>
+            </w:tcBorders>
+          </w:tcPr>
+          <w:p>
+            <w:pPr>
+              <w:spacing w:after="0"/>
+            </w:pPr>
+            <w:r>
+              <w:rPr>
+                <w:rFonts w:ascii="Times New Roman" w:hAnsi="Times New Roman" w:eastAsia="Malgun Gothic"/>
+                <w:b w:val="0"/>
+                <w:i w:val="0"/>
+                <w:color w:val="000000"/>
+                <w:sz w:val="18"/>
+              </w:rPr>
+              <w:t>Could you use a child seat?</w:t>
+            </w:r>
+          </w:p>
+        </w:tc>
+        <w:tc>
+          <w:tcPr>
+            <w:tcW w:type="dxa" w:w="4200"/>
+            <w:vAlign w:val="center"/>
+            <w:tcMar>
+              <w:top w:w="70" w:type="dxa"/>
+              <w:bottom w:w="70" w:type="dxa"/>
+              <w:start w:w="90" w:type="dxa"/>
+              <w:end w:w="90" w:type="dxa"/>
+            </w:tcMar>
+            <w:tcBorders>
+              <w:top w:val="single" w:sz="6" w:color="808080"/>
+              <w:left w:val="single" w:sz="6" w:color="808080"/>
+              <w:bottom w:val="single" w:sz="6" w:color="808080"/>
+              <w:right w:val="single" w:sz="6" w:color="808080"/>
+              <w:insideH w:val="single" w:sz="6" w:color="808080"/>
+              <w:insideV w:val="single" w:sz="6" w:color="808080"/>
+            </w:tcBorders>
+          </w:tcPr>
+          <w:p>
+            <w:pPr>
+              <w:spacing w:after="0"/>
+            </w:pPr>
+            <w:r>
+              <w:rPr>
+                <w:rFonts w:ascii="Times New Roman" w:hAnsi="Times New Roman" w:eastAsia="Malgun Gothic"/>
+                <w:b w:val="0"/>
+                <w:i w:val="0"/>
+                <w:color w:val="000000"/>
+                <w:sz w:val="18"/>
+              </w:rPr>
+              <w:t>유아용 카시트를 사용해 주시겠어요?</w:t>
+            </w:r>
+          </w:p>
+        </w:tc>
+      </w:tr>
+    </w:tbl>
+    <w:p>
+      <w:pPr>
+        <w:spacing w:after="80"/>
       </w:pPr>
     </w:p>
     <w:p>
